--- a/Libro 1.docx
+++ b/Libro 1.docx
@@ -4627,15 +4627,6 @@
     </w:p>
     <w:p>
       <w:pPr>
-        <w:spacing w:before="100" w:beforeAutospacing="1" w:after="100" w:afterAutospacing="1" w:line="240" w:lineRule="auto"/>
-        <w:ind w:left="720"/>
-        <w:rPr>
-          <w:rFonts w:ascii="Calibri" w:hAnsi="Calibri" w:cs="Calibri"/>
-        </w:rPr>
-      </w:pPr>
-    </w:p>
-    <w:p>
-      <w:pPr>
         <w:pStyle w:val="Prrafodelista"/>
         <w:numPr>
           <w:ilvl w:val="2"/>
@@ -4817,7 +4808,6 @@
           <w:rStyle w:val="Textoennegrita"/>
           <w:rFonts w:ascii="Calibri" w:hAnsi="Calibri" w:cs="Calibri"/>
         </w:rPr>
-        <w:lastRenderedPageBreak/>
         <w:t>Mezclar tipos de problemas</w:t>
       </w:r>
       <w:r>
@@ -4844,6 +4834,7 @@
           <w:rStyle w:val="Textoennegrita"/>
           <w:rFonts w:ascii="Calibri" w:hAnsi="Calibri" w:cs="Calibri"/>
         </w:rPr>
+        <w:lastRenderedPageBreak/>
         <w:t>No indicar el tipo de problema</w:t>
       </w:r>
       <w:r>
@@ -5542,7 +5533,6 @@
         <w:rPr>
           <w:rFonts w:ascii="Segoe UI Symbol" w:hAnsi="Segoe UI Symbol" w:cs="Segoe UI Symbol"/>
         </w:rPr>
-        <w:lastRenderedPageBreak/>
         <w:t>✏</w:t>
       </w:r>
       <w:r>
@@ -6245,7 +6235,6 @@
         <w:rPr>
           <w:rFonts w:ascii="Calibri" w:hAnsi="Calibri" w:cs="Calibri"/>
         </w:rPr>
-        <w:lastRenderedPageBreak/>
         <w:t xml:space="preserve">• </w:t>
       </w:r>
       <w:r>
@@ -6275,6 +6264,7 @@
         <w:rPr>
           <w:rFonts w:ascii="Calibri" w:hAnsi="Calibri" w:cs="Calibri"/>
         </w:rPr>
+        <w:lastRenderedPageBreak/>
         <w:t xml:space="preserve">• </w:t>
       </w:r>
       <w:r>
@@ -6749,7 +6739,6 @@
         <w:rPr>
           <w:rFonts w:ascii="Calibri" w:hAnsi="Calibri" w:cs="Calibri"/>
         </w:rPr>
-        <w:lastRenderedPageBreak/>
         <w:t>¿Qué parte fue más difícil de explicar?</w:t>
       </w:r>
     </w:p>
@@ -6768,6 +6757,7 @@
         <w:rPr>
           <w:rFonts w:ascii="Calibri" w:hAnsi="Calibri" w:cs="Calibri"/>
         </w:rPr>
+        <w:lastRenderedPageBreak/>
         <w:t>¿Qué entendiste mejor al explicarlo?</w:t>
       </w:r>
     </w:p>
@@ -7246,7 +7236,6 @@
         <w:rPr>
           <w:rFonts w:ascii="Calibri" w:hAnsi="Calibri" w:cs="Calibri"/>
         </w:rPr>
-        <w:lastRenderedPageBreak/>
         <w:t>- Ante una respuesta incorrecta: No corrijas directamente. En su lugar, pregunta "¿Qué observas aquí?" o "¿Cómo sabemos eso?" para que descubra el error por sí mismo. Mantén un tono neutral y curiosamente interesado.</w:t>
       </w:r>
     </w:p>
@@ -7663,6 +7652,7 @@
         <w:rPr>
           <w:rFonts w:cstheme="minorHAnsi"/>
         </w:rPr>
+        <w:lastRenderedPageBreak/>
         <w:t>No proporciones respuestas directas de inmediato. En su lugar, formula preguntas estratégicas que actúen como puentes cognitivos. Las preguntas deben ser progresivas:</w:t>
       </w:r>
     </w:p>
@@ -8203,7 +8193,6 @@
         <w:rPr>
           <w:rFonts w:cstheme="minorHAnsi"/>
         </w:rPr>
-        <w:lastRenderedPageBreak/>
         <w:t>1. Explorar conocimientos previos</w:t>
       </w:r>
     </w:p>
@@ -8740,6 +8729,7 @@
           <w:bCs/>
         </w:rPr>
       </w:pPr>
+      <w:bookmarkStart w:id="0" w:name="OLE_LINK1"/>
       <w:r>
         <w:rPr>
           <w:rFonts w:ascii="Calibri" w:hAnsi="Calibri" w:cs="Calibri"/>
@@ -8756,6 +8746,7 @@
         <w:t xml:space="preserve"> Pedagógico Basado en Evidencia</w:t>
       </w:r>
     </w:p>
+    <w:bookmarkEnd w:id="0"/>
     <w:p>
       <w:r>
         <w:t xml:space="preserve">El </w:t>
@@ -8866,6 +8857,7 @@
         <w:rPr>
           <w:rFonts w:ascii="Calibri" w:hAnsi="Calibri" w:cs="Calibri"/>
         </w:rPr>
+        <w:lastRenderedPageBreak/>
         <w:t>Define el propósito de aprendizaje.</w:t>
       </w:r>
     </w:p>
@@ -9330,7 +9322,6 @@
           <w:rStyle w:val="Textoennegrita"/>
           <w:rFonts w:eastAsiaTheme="majorEastAsia"/>
         </w:rPr>
-        <w:lastRenderedPageBreak/>
         <w:t>Componentes:</w:t>
       </w:r>
     </w:p>
@@ -9355,6 +9346,7 @@
         <w:spacing w:before="100" w:beforeAutospacing="1" w:after="100" w:afterAutospacing="1" w:line="240" w:lineRule="auto"/>
       </w:pPr>
       <w:r>
+        <w:lastRenderedPageBreak/>
         <w:t>Restricción (</w:t>
       </w:r>
       <w:proofErr w:type="spellStart"/>
@@ -9695,28 +9687,28 @@
         <w:spacing w:after="0" w:line="240" w:lineRule="auto"/>
       </w:pPr>
       <w:r>
+        <w:t xml:space="preserve">   - [ACCIÓN COGNITIVA 2]</w:t>
+      </w:r>
+    </w:p>
+    <w:p>
+      <w:pPr>
+        <w:spacing w:after="0" w:line="240" w:lineRule="auto"/>
+      </w:pPr>
+      <w:r>
+        <w:t xml:space="preserve">   - [ACCIÓN COGNITIVA 3]</w:t>
+      </w:r>
+    </w:p>
+    <w:p>
+      <w:pPr>
+        <w:spacing w:after="0" w:line="240" w:lineRule="auto"/>
+      </w:pPr>
+    </w:p>
+    <w:p>
+      <w:pPr>
+        <w:spacing w:after="0" w:line="240" w:lineRule="auto"/>
+      </w:pPr>
+      <w:r>
         <w:lastRenderedPageBreak/>
-        <w:t xml:space="preserve">   - [ACCIÓN COGNITIVA 2]</w:t>
-      </w:r>
-    </w:p>
-    <w:p>
-      <w:pPr>
-        <w:spacing w:after="0" w:line="240" w:lineRule="auto"/>
-      </w:pPr>
-      <w:r>
-        <w:t xml:space="preserve">   - [ACCIÓN COGNITIVA 3]</w:t>
-      </w:r>
-    </w:p>
-    <w:p>
-      <w:pPr>
-        <w:spacing w:after="0" w:line="240" w:lineRule="auto"/>
-      </w:pPr>
-    </w:p>
-    <w:p>
-      <w:pPr>
-        <w:spacing w:after="0" w:line="240" w:lineRule="auto"/>
-      </w:pPr>
-      <w:r>
         <w:t>4. Espera la respuesta del estudiante antes de continuar.</w:t>
       </w:r>
     </w:p>
@@ -9945,19 +9937,7 @@
         <w:rPr>
           <w:rFonts w:ascii="Segoe UI Emoji" w:hAnsi="Segoe UI Emoji" w:cs="Segoe UI Emoji"/>
         </w:rPr>
-        <w:t xml:space="preserve">Técnica </w:t>
-      </w:r>
-      <w:r>
-        <w:rPr>
-          <w:rFonts w:ascii="Segoe UI Emoji" w:hAnsi="Segoe UI Emoji" w:cs="Segoe UI Emoji"/>
-        </w:rPr>
-        <w:t>pedagógica: Practice</w:t>
-      </w:r>
-      <w:r>
-        <w:rPr>
-          <w:rFonts w:ascii="Segoe UI Emoji" w:hAnsi="Segoe UI Emoji" w:cs="Segoe UI Emoji"/>
-        </w:rPr>
-        <w:t xml:space="preserve"> Testing + Self-Explanation </w:t>
+        <w:t xml:space="preserve">Técnica pedagógica: Practice Testing + Self-Explanation </w:t>
       </w:r>
     </w:p>
     <w:p>
@@ -10370,7 +10350,6 @@
           <w:lang w:eastAsia="es-CO"/>
           <w14:ligatures w14:val="none"/>
         </w:rPr>
-        <w:lastRenderedPageBreak/>
         <w:t>Prompt “Game Play”</w:t>
       </w:r>
     </w:p>
@@ -10396,6 +10375,7 @@
         <w:rPr>
           <w:rFonts w:cstheme="minorHAnsi"/>
         </w:rPr>
+        <w:lastRenderedPageBreak/>
         <w:t>"Vas a actuar como un tutor de matemáticas para estudiantes de 5° grado de primaria y les ayudarás a aprender de forma divertida usando el patrón 'Game Play'. Organiza el aprendizaje en niveles progresivos, donde los estudiantes comiencen resolviendo problemas básicos de suma y resta en el nivel 1, y a medida que avancen, enfrenten problemas más complejos de multiplicación, división, y finalmente problemas con palabras.</w:t>
       </w:r>
     </w:p>
@@ -10551,103 +10531,1345 @@
     </w:p>
     <w:p>
       <w:pPr>
-        <w:rPr>
-          <w:rFonts w:cstheme="minorHAnsi"/>
-        </w:rPr>
-      </w:pPr>
-    </w:p>
-    <w:p>
-      <w:pPr>
+        <w:pStyle w:val="Prrafodelista"/>
+        <w:numPr>
+          <w:ilvl w:val="2"/>
+          <w:numId w:val="5"/>
+        </w:numPr>
+        <w:ind w:left="284" w:hanging="567"/>
         <w:rPr>
           <w:rFonts w:cstheme="minorHAnsi"/>
           <w:b/>
           <w:bCs/>
         </w:rPr>
       </w:pPr>
-    </w:p>
-    <w:p>
-      <w:pPr>
-        <w:spacing w:after="0" w:line="240" w:lineRule="auto"/>
-      </w:pPr>
-    </w:p>
-    <w:p>
-      <w:pPr>
-        <w:spacing w:before="100" w:beforeAutospacing="1" w:after="100" w:afterAutospacing="1" w:line="240" w:lineRule="auto"/>
-      </w:pPr>
-    </w:p>
-    <w:p>
-      <w:pPr>
-        <w:spacing w:before="100" w:beforeAutospacing="1" w:after="100" w:afterAutospacing="1" w:line="240" w:lineRule="auto"/>
-      </w:pPr>
-    </w:p>
-    <w:p>
-      <w:pPr>
-        <w:spacing w:before="100" w:beforeAutospacing="1" w:after="100" w:afterAutospacing="1" w:line="240" w:lineRule="auto"/>
-        <w:rPr>
-          <w:rFonts w:ascii="Calibri" w:hAnsi="Calibri" w:cs="Calibri"/>
-        </w:rPr>
-      </w:pPr>
-    </w:p>
-    <w:p>
-      <w:pPr>
-        <w:spacing w:before="100" w:beforeAutospacing="1" w:after="100" w:afterAutospacing="1" w:line="240" w:lineRule="auto"/>
-        <w:rPr>
-          <w:rFonts w:ascii="Calibri" w:hAnsi="Calibri" w:cs="Calibri"/>
-        </w:rPr>
-      </w:pPr>
-    </w:p>
-    <w:p>
-      <w:pPr>
-        <w:spacing w:before="100" w:beforeAutospacing="1" w:after="100" w:afterAutospacing="1" w:line="240" w:lineRule="auto"/>
-      </w:pPr>
-      <w:r>
-        <w:lastRenderedPageBreak/>
-        <w:tab/>
-      </w:r>
-    </w:p>
-    <w:p>
-      <w:pPr>
-        <w:spacing w:before="100" w:beforeAutospacing="1" w:after="100" w:afterAutospacing="1" w:line="240" w:lineRule="auto"/>
-        <w:rPr>
-          <w:rFonts w:ascii="Calibri" w:hAnsi="Calibri" w:cs="Calibri"/>
-        </w:rPr>
-      </w:pPr>
-    </w:p>
-    <w:p>
-      <w:pPr>
-        <w:rPr>
-          <w:rFonts w:cstheme="minorHAnsi"/>
+      <w:r>
+        <w:rPr>
+          <w:rFonts w:ascii="Calibri" w:hAnsi="Calibri" w:cs="Calibri"/>
           <w:b/>
           <w:bCs/>
         </w:rPr>
-      </w:pPr>
-    </w:p>
-    <w:p>
-      <w:pPr>
-        <w:rPr>
-          <w:rFonts w:cstheme="minorHAnsi"/>
-        </w:rPr>
-      </w:pPr>
-      <w:r>
-        <w:rPr>
-          <w:rFonts w:cstheme="minorHAnsi"/>
+        <w:t>Diseño de objetos virtuales de aprendizaje (OVA) basados en Prompt Engineering</w:t>
+      </w:r>
+    </w:p>
+    <w:p>
+      <w:pPr>
+        <w:rPr>
+          <w:rFonts w:cstheme="minorHAnsi"/>
+        </w:rPr>
+      </w:pPr>
+      <w:r>
+        <w:rPr>
+          <w:rFonts w:cstheme="minorHAnsi"/>
+        </w:rPr>
+        <w:t>Un OVA</w:t>
+      </w:r>
+      <w:r>
+        <w:rPr>
+          <w:rFonts w:cstheme="minorHAnsi"/>
+        </w:rPr>
+        <w:t xml:space="preserve">, es un recurso digital </w:t>
+      </w:r>
+      <w:r>
+        <w:rPr>
+          <w:rFonts w:cstheme="minorHAnsi"/>
+        </w:rPr>
+        <w:t>interactivo, cuyo propósito es facilitar el aprendizaje de un tema concreto</w:t>
+      </w:r>
+      <w:r>
+        <w:rPr>
+          <w:rFonts w:cstheme="minorHAnsi"/>
+        </w:rPr>
+        <w:t xml:space="preserve"> y debe contener las siguientes características:</w:t>
+      </w:r>
+    </w:p>
+    <w:p>
+      <w:pPr>
+        <w:pStyle w:val="Prrafodelista"/>
+        <w:numPr>
+          <w:ilvl w:val="0"/>
+          <w:numId w:val="42"/>
+        </w:numPr>
+        <w:rPr>
+          <w:rFonts w:cstheme="minorHAnsi"/>
+        </w:rPr>
+      </w:pPr>
+      <w:r>
+        <w:rPr>
+          <w:rFonts w:cstheme="minorHAnsi"/>
+        </w:rPr>
+        <w:t>Intencionalidad pedagógica</w:t>
+      </w:r>
+    </w:p>
+    <w:p>
+      <w:pPr>
+        <w:pStyle w:val="Prrafodelista"/>
+        <w:numPr>
+          <w:ilvl w:val="0"/>
+          <w:numId w:val="42"/>
+        </w:numPr>
+        <w:rPr>
+          <w:rFonts w:cstheme="minorHAnsi"/>
+        </w:rPr>
+      </w:pPr>
+      <w:r>
+        <w:rPr>
+          <w:rFonts w:cstheme="minorHAnsi"/>
+        </w:rPr>
+        <w:t>Interactivo</w:t>
+      </w:r>
+    </w:p>
+    <w:p>
+      <w:pPr>
+        <w:pStyle w:val="Prrafodelista"/>
+        <w:numPr>
+          <w:ilvl w:val="0"/>
+          <w:numId w:val="42"/>
+        </w:numPr>
+        <w:rPr>
+          <w:rFonts w:cstheme="minorHAnsi"/>
+        </w:rPr>
+      </w:pPr>
+      <w:r>
+        <w:rPr>
+          <w:rFonts w:cstheme="minorHAnsi"/>
+        </w:rPr>
+        <w:t>Reutilizable</w:t>
+      </w:r>
+    </w:p>
+    <w:p>
+      <w:pPr>
+        <w:pStyle w:val="Prrafodelista"/>
+        <w:numPr>
+          <w:ilvl w:val="0"/>
+          <w:numId w:val="42"/>
+        </w:numPr>
+        <w:rPr>
+          <w:rFonts w:cstheme="minorHAnsi"/>
+        </w:rPr>
+      </w:pPr>
+      <w:r>
+        <w:rPr>
+          <w:rFonts w:cstheme="minorHAnsi"/>
+        </w:rPr>
+        <w:t>Digital</w:t>
+      </w:r>
+    </w:p>
+    <w:p>
+      <w:pPr>
+        <w:pStyle w:val="Prrafodelista"/>
+        <w:numPr>
+          <w:ilvl w:val="0"/>
+          <w:numId w:val="42"/>
+        </w:numPr>
+        <w:rPr>
+          <w:rFonts w:cstheme="minorHAnsi"/>
+        </w:rPr>
+      </w:pPr>
+      <w:r>
+        <w:rPr>
+          <w:rFonts w:cstheme="minorHAnsi"/>
+        </w:rPr>
+        <w:t>Autocontenible</w:t>
+      </w:r>
+    </w:p>
+    <w:p>
+      <w:pPr>
+        <w:pStyle w:val="Prrafodelista"/>
+        <w:numPr>
+          <w:ilvl w:val="0"/>
+          <w:numId w:val="42"/>
+        </w:numPr>
+        <w:rPr>
+          <w:rFonts w:cstheme="minorHAnsi"/>
+        </w:rPr>
+      </w:pPr>
+      <w:r>
+        <w:rPr>
+          <w:rFonts w:cstheme="minorHAnsi"/>
+        </w:rPr>
+        <w:t>Modular</w:t>
+      </w:r>
+    </w:p>
+    <w:p>
+      <w:pPr>
+        <w:pStyle w:val="Prrafodelista"/>
+        <w:numPr>
+          <w:ilvl w:val="0"/>
+          <w:numId w:val="42"/>
+        </w:numPr>
+        <w:rPr>
+          <w:rFonts w:cstheme="minorHAnsi"/>
+        </w:rPr>
+      </w:pPr>
+      <w:r>
+        <w:rPr>
+          <w:rFonts w:cstheme="minorHAnsi"/>
+        </w:rPr>
+        <w:t>Evaluable</w:t>
+      </w:r>
+    </w:p>
+    <w:p>
+      <w:pPr>
+        <w:pStyle w:val="Prrafodelista"/>
+        <w:numPr>
+          <w:ilvl w:val="0"/>
+          <w:numId w:val="42"/>
+        </w:numPr>
+        <w:rPr>
+          <w:rFonts w:cstheme="minorHAnsi"/>
+        </w:rPr>
+      </w:pPr>
+      <w:r>
+        <w:rPr>
+          <w:rFonts w:cstheme="minorHAnsi"/>
+        </w:rPr>
+        <w:t>Centrado en el aprendizaje</w:t>
+      </w:r>
+    </w:p>
+    <w:p>
+      <w:pPr>
+        <w:rPr>
+          <w:rFonts w:cstheme="minorHAnsi"/>
+        </w:rPr>
+      </w:pPr>
+    </w:p>
+    <w:p>
+      <w:pPr>
+        <w:rPr>
+          <w:rFonts w:cstheme="minorHAnsi"/>
+        </w:rPr>
+      </w:pPr>
+    </w:p>
+    <w:p>
+      <w:pPr>
+        <w:rPr>
+          <w:rFonts w:cstheme="minorHAnsi"/>
+        </w:rPr>
+      </w:pPr>
+      <w:r>
+        <w:rPr>
+          <w:rFonts w:cstheme="minorHAnsi"/>
+        </w:rPr>
+        <w:lastRenderedPageBreak/>
+        <w:t xml:space="preserve">A </w:t>
+      </w:r>
+      <w:r>
+        <w:rPr>
+          <w:rFonts w:cstheme="minorHAnsi"/>
+        </w:rPr>
+        <w:t>continuación,</w:t>
+      </w:r>
+      <w:r>
+        <w:rPr>
+          <w:rFonts w:cstheme="minorHAnsi"/>
+        </w:rPr>
+        <w:t xml:space="preserve"> crearemos un Objeto Virtual de Aprendizaje, aplicando el </w:t>
+      </w:r>
+      <w:r>
+        <w:rPr>
+          <w:rFonts w:cstheme="minorHAnsi"/>
+        </w:rPr>
+        <w:t>patrón</w:t>
+      </w:r>
+      <w:r>
+        <w:rPr>
+          <w:rFonts w:cstheme="minorHAnsi"/>
+        </w:rPr>
+        <w:t xml:space="preserve"> “Game Play” o que </w:t>
+      </w:r>
+      <w:r>
+        <w:rPr>
+          <w:rFonts w:cstheme="minorHAnsi"/>
+        </w:rPr>
+        <w:t>equivale a un OVA Gamificado. Utilizaremos el prompt anterior, y  le agregaremos al final la siguiente instrucción: “</w:t>
+      </w:r>
+      <w:r>
+        <w:rPr>
+          <w:rFonts w:cstheme="minorHAnsi"/>
+        </w:rPr>
+        <w:t>Siguiendo el anterior prompt, tu siguiente tarea es generar una página web (html, css y JavaScript), interactiva, a través de la cual los usuarios puedan hacer uso del anterior prompt</w:t>
+      </w:r>
+      <w:r>
+        <w:rPr>
+          <w:rFonts w:cstheme="minorHAnsi"/>
+        </w:rPr>
+        <w:t>”. A continuación, el prompt completo:</w:t>
+      </w:r>
+    </w:p>
+    <w:p>
+      <w:pPr>
+        <w:pBdr>
+          <w:top w:val="single" w:sz="4" w:space="1" w:color="auto"/>
+          <w:left w:val="single" w:sz="4" w:space="4" w:color="auto"/>
+          <w:bottom w:val="single" w:sz="4" w:space="1" w:color="auto"/>
+          <w:right w:val="single" w:sz="4" w:space="4" w:color="auto"/>
+        </w:pBdr>
+        <w:autoSpaceDE w:val="0"/>
+        <w:autoSpaceDN w:val="0"/>
+        <w:adjustRightInd w:val="0"/>
+        <w:spacing w:after="0" w:line="240" w:lineRule="auto"/>
+        <w:rPr>
+          <w:rFonts w:ascii="Calibri" w:hAnsi="Calibri" w:cs="Calibri"/>
+          <w:color w:val="000000"/>
+          <w:kern w:val="0"/>
+          <w:lang w:val="x-none"/>
+        </w:rPr>
+      </w:pPr>
+      <w:r>
+        <w:rPr>
+          <w:rFonts w:ascii="Calibri" w:hAnsi="Calibri" w:cs="Calibri"/>
+          <w:color w:val="000000"/>
+          <w:kern w:val="0"/>
+          <w:lang w:val="x-none"/>
+        </w:rPr>
+        <w:t>"Vas a actuar como un tutor de matemáticas para estudiantes de 5° grado de primaria y les ayudarás a aprender de forma divertida usando el patrón 'Game Play'. Organiza el aprendizaje en niveles progresivos, donde los estudiantes comiencen resolviendo problemas básicos de suma y resta en el nivel 1, y a medida que avancen, enfrenten problemas más complejos de multiplicación, división, y finalmente problemas con palabras.</w:t>
+      </w:r>
+    </w:p>
+    <w:p>
+      <w:pPr>
+        <w:pBdr>
+          <w:top w:val="single" w:sz="4" w:space="1" w:color="auto"/>
+          <w:left w:val="single" w:sz="4" w:space="4" w:color="auto"/>
+          <w:bottom w:val="single" w:sz="4" w:space="1" w:color="auto"/>
+          <w:right w:val="single" w:sz="4" w:space="4" w:color="auto"/>
+        </w:pBdr>
+        <w:autoSpaceDE w:val="0"/>
+        <w:autoSpaceDN w:val="0"/>
+        <w:adjustRightInd w:val="0"/>
+        <w:spacing w:after="0" w:line="240" w:lineRule="auto"/>
+        <w:rPr>
+          <w:rFonts w:ascii="Calibri" w:hAnsi="Calibri" w:cs="Calibri"/>
+          <w:color w:val="000000"/>
+          <w:kern w:val="0"/>
+          <w:lang w:val="x-none"/>
+        </w:rPr>
+      </w:pPr>
+    </w:p>
+    <w:p>
+      <w:pPr>
+        <w:pBdr>
+          <w:top w:val="single" w:sz="4" w:space="1" w:color="auto"/>
+          <w:left w:val="single" w:sz="4" w:space="4" w:color="auto"/>
+          <w:bottom w:val="single" w:sz="4" w:space="1" w:color="auto"/>
+          <w:right w:val="single" w:sz="4" w:space="4" w:color="auto"/>
+        </w:pBdr>
+        <w:autoSpaceDE w:val="0"/>
+        <w:autoSpaceDN w:val="0"/>
+        <w:adjustRightInd w:val="0"/>
+        <w:spacing w:after="0" w:line="240" w:lineRule="auto"/>
+        <w:rPr>
+          <w:rFonts w:ascii="Calibri" w:hAnsi="Calibri" w:cs="Calibri"/>
+          <w:color w:val="000000"/>
+          <w:kern w:val="0"/>
+          <w:lang w:val="x-none"/>
+        </w:rPr>
+      </w:pPr>
+      <w:r>
+        <w:rPr>
+          <w:rFonts w:ascii="Calibri" w:hAnsi="Calibri" w:cs="Calibri"/>
+          <w:color w:val="000000"/>
+          <w:kern w:val="0"/>
+          <w:lang w:val="x-none"/>
+        </w:rPr>
+        <w:t>Aquí están las reglas del juego que debes seguir:</w:t>
+      </w:r>
+    </w:p>
+    <w:p>
+      <w:pPr>
+        <w:pBdr>
+          <w:top w:val="single" w:sz="4" w:space="1" w:color="auto"/>
+          <w:left w:val="single" w:sz="4" w:space="4" w:color="auto"/>
+          <w:bottom w:val="single" w:sz="4" w:space="1" w:color="auto"/>
+          <w:right w:val="single" w:sz="4" w:space="4" w:color="auto"/>
+        </w:pBdr>
+        <w:autoSpaceDE w:val="0"/>
+        <w:autoSpaceDN w:val="0"/>
+        <w:adjustRightInd w:val="0"/>
+        <w:spacing w:after="0" w:line="240" w:lineRule="auto"/>
+        <w:rPr>
+          <w:rFonts w:ascii="Calibri" w:hAnsi="Calibri" w:cs="Calibri"/>
+          <w:color w:val="000000"/>
+          <w:kern w:val="0"/>
+          <w:lang w:val="x-none"/>
+        </w:rPr>
+      </w:pPr>
+    </w:p>
+    <w:p>
+      <w:pPr>
+        <w:pBdr>
+          <w:top w:val="single" w:sz="4" w:space="1" w:color="auto"/>
+          <w:left w:val="single" w:sz="4" w:space="4" w:color="auto"/>
+          <w:bottom w:val="single" w:sz="4" w:space="1" w:color="auto"/>
+          <w:right w:val="single" w:sz="4" w:space="4" w:color="auto"/>
+        </w:pBdr>
+        <w:autoSpaceDE w:val="0"/>
+        <w:autoSpaceDN w:val="0"/>
+        <w:adjustRightInd w:val="0"/>
+        <w:spacing w:after="0" w:line="240" w:lineRule="auto"/>
+        <w:rPr>
+          <w:rFonts w:ascii="Calibri" w:hAnsi="Calibri" w:cs="Calibri"/>
+          <w:color w:val="000000"/>
+          <w:kern w:val="0"/>
+          <w:lang w:val="x-none"/>
+        </w:rPr>
+      </w:pPr>
+      <w:r>
+        <w:rPr>
+          <w:rFonts w:ascii="Calibri" w:hAnsi="Calibri" w:cs="Calibri"/>
+          <w:color w:val="000000"/>
+          <w:kern w:val="0"/>
+          <w:lang w:val="x-none"/>
+        </w:rPr>
+        <w:t>En cada nivel, presenta un problema matemático. Si el estudiante responde correctamente, avanza al siguiente problema y gana puntos.</w:t>
+      </w:r>
+    </w:p>
+    <w:p>
+      <w:pPr>
+        <w:pBdr>
+          <w:top w:val="single" w:sz="4" w:space="1" w:color="auto"/>
+          <w:left w:val="single" w:sz="4" w:space="4" w:color="auto"/>
+          <w:bottom w:val="single" w:sz="4" w:space="1" w:color="auto"/>
+          <w:right w:val="single" w:sz="4" w:space="4" w:color="auto"/>
+        </w:pBdr>
+        <w:autoSpaceDE w:val="0"/>
+        <w:autoSpaceDN w:val="0"/>
+        <w:adjustRightInd w:val="0"/>
+        <w:spacing w:after="0" w:line="240" w:lineRule="auto"/>
+        <w:rPr>
+          <w:rFonts w:ascii="Calibri" w:hAnsi="Calibri" w:cs="Calibri"/>
+          <w:color w:val="000000"/>
+          <w:kern w:val="0"/>
+          <w:lang w:val="x-none"/>
+        </w:rPr>
+      </w:pPr>
+      <w:r>
+        <w:rPr>
+          <w:rFonts w:ascii="Calibri" w:hAnsi="Calibri" w:cs="Calibri"/>
+          <w:color w:val="000000"/>
+          <w:kern w:val="0"/>
+          <w:lang w:val="x-none"/>
+        </w:rPr>
+        <w:t>Da retroalimentación positiva por cada respuesta correcta, y si el estudiante falla, proporciona pistas o ayuda para que pueda corregir su error.</w:t>
+      </w:r>
+    </w:p>
+    <w:p>
+      <w:pPr>
+        <w:pBdr>
+          <w:top w:val="single" w:sz="4" w:space="1" w:color="auto"/>
+          <w:left w:val="single" w:sz="4" w:space="4" w:color="auto"/>
+          <w:bottom w:val="single" w:sz="4" w:space="1" w:color="auto"/>
+          <w:right w:val="single" w:sz="4" w:space="4" w:color="auto"/>
+        </w:pBdr>
+        <w:autoSpaceDE w:val="0"/>
+        <w:autoSpaceDN w:val="0"/>
+        <w:adjustRightInd w:val="0"/>
+        <w:spacing w:after="0" w:line="240" w:lineRule="auto"/>
+        <w:rPr>
+          <w:rFonts w:ascii="Calibri" w:hAnsi="Calibri" w:cs="Calibri"/>
+          <w:color w:val="000000"/>
+          <w:kern w:val="0"/>
+          <w:lang w:val="x-none"/>
+        </w:rPr>
+      </w:pPr>
+      <w:r>
+        <w:rPr>
+          <w:rFonts w:ascii="Calibri" w:hAnsi="Calibri" w:cs="Calibri"/>
+          <w:color w:val="000000"/>
+          <w:kern w:val="0"/>
+          <w:lang w:val="x-none"/>
+        </w:rPr>
+        <w:t>Los niveles deben ser progresivos en dificultad:</w:t>
+      </w:r>
+    </w:p>
+    <w:p>
+      <w:pPr>
+        <w:pBdr>
+          <w:top w:val="single" w:sz="4" w:space="1" w:color="auto"/>
+          <w:left w:val="single" w:sz="4" w:space="4" w:color="auto"/>
+          <w:bottom w:val="single" w:sz="4" w:space="1" w:color="auto"/>
+          <w:right w:val="single" w:sz="4" w:space="4" w:color="auto"/>
+        </w:pBdr>
+        <w:autoSpaceDE w:val="0"/>
+        <w:autoSpaceDN w:val="0"/>
+        <w:adjustRightInd w:val="0"/>
+        <w:spacing w:after="0" w:line="240" w:lineRule="auto"/>
+        <w:rPr>
+          <w:rFonts w:ascii="Calibri" w:hAnsi="Calibri" w:cs="Calibri"/>
+          <w:color w:val="000000"/>
+          <w:kern w:val="0"/>
+          <w:lang w:val="x-none"/>
+        </w:rPr>
+      </w:pPr>
+      <w:r>
+        <w:rPr>
+          <w:rFonts w:ascii="Calibri" w:hAnsi="Calibri" w:cs="Calibri"/>
+          <w:color w:val="000000"/>
+          <w:kern w:val="0"/>
+          <w:lang w:val="x-none"/>
+        </w:rPr>
+        <w:t>Nivel 1: Suma y resta.</w:t>
+      </w:r>
+    </w:p>
+    <w:p>
+      <w:pPr>
+        <w:pBdr>
+          <w:top w:val="single" w:sz="4" w:space="1" w:color="auto"/>
+          <w:left w:val="single" w:sz="4" w:space="4" w:color="auto"/>
+          <w:bottom w:val="single" w:sz="4" w:space="1" w:color="auto"/>
+          <w:right w:val="single" w:sz="4" w:space="4" w:color="auto"/>
+        </w:pBdr>
+        <w:autoSpaceDE w:val="0"/>
+        <w:autoSpaceDN w:val="0"/>
+        <w:adjustRightInd w:val="0"/>
+        <w:spacing w:after="0" w:line="240" w:lineRule="auto"/>
+        <w:rPr>
+          <w:rFonts w:ascii="Calibri" w:hAnsi="Calibri" w:cs="Calibri"/>
+          <w:color w:val="000000"/>
+          <w:kern w:val="0"/>
+          <w:lang w:val="x-none"/>
+        </w:rPr>
+      </w:pPr>
+      <w:r>
+        <w:rPr>
+          <w:rFonts w:ascii="Calibri" w:hAnsi="Calibri" w:cs="Calibri"/>
+          <w:color w:val="000000"/>
+          <w:kern w:val="0"/>
+          <w:lang w:val="x-none"/>
+        </w:rPr>
+        <w:t>Nivel 2: Multiplicación y división.</w:t>
+      </w:r>
+    </w:p>
+    <w:p>
+      <w:pPr>
+        <w:pBdr>
+          <w:top w:val="single" w:sz="4" w:space="1" w:color="auto"/>
+          <w:left w:val="single" w:sz="4" w:space="4" w:color="auto"/>
+          <w:bottom w:val="single" w:sz="4" w:space="1" w:color="auto"/>
+          <w:right w:val="single" w:sz="4" w:space="4" w:color="auto"/>
+        </w:pBdr>
+        <w:autoSpaceDE w:val="0"/>
+        <w:autoSpaceDN w:val="0"/>
+        <w:adjustRightInd w:val="0"/>
+        <w:spacing w:after="0" w:line="240" w:lineRule="auto"/>
+        <w:rPr>
+          <w:rFonts w:ascii="Calibri" w:hAnsi="Calibri" w:cs="Calibri"/>
+          <w:color w:val="000000"/>
+          <w:kern w:val="0"/>
+          <w:lang w:val="x-none"/>
+        </w:rPr>
+      </w:pPr>
+      <w:r>
+        <w:rPr>
+          <w:rFonts w:ascii="Calibri" w:hAnsi="Calibri" w:cs="Calibri"/>
+          <w:color w:val="000000"/>
+          <w:kern w:val="0"/>
+          <w:lang w:val="x-none"/>
+        </w:rPr>
+        <w:t>Nivel 3: Problemas con palabras.</w:t>
+      </w:r>
+    </w:p>
+    <w:p>
+      <w:pPr>
+        <w:pBdr>
+          <w:top w:val="single" w:sz="4" w:space="1" w:color="auto"/>
+          <w:left w:val="single" w:sz="4" w:space="4" w:color="auto"/>
+          <w:bottom w:val="single" w:sz="4" w:space="1" w:color="auto"/>
+          <w:right w:val="single" w:sz="4" w:space="4" w:color="auto"/>
+        </w:pBdr>
+        <w:autoSpaceDE w:val="0"/>
+        <w:autoSpaceDN w:val="0"/>
+        <w:adjustRightInd w:val="0"/>
+        <w:spacing w:after="0" w:line="240" w:lineRule="auto"/>
+        <w:rPr>
+          <w:rFonts w:ascii="Calibri" w:hAnsi="Calibri" w:cs="Calibri"/>
+          <w:color w:val="000000"/>
+          <w:kern w:val="0"/>
+          <w:lang w:val="x-none"/>
+        </w:rPr>
+      </w:pPr>
+      <w:r>
+        <w:rPr>
+          <w:rFonts w:ascii="Calibri" w:hAnsi="Calibri" w:cs="Calibri"/>
+          <w:color w:val="000000"/>
+          <w:kern w:val="0"/>
+          <w:lang w:val="x-none"/>
+        </w:rPr>
+        <w:t>Cada respuesta correcta otorga 10 puntos. Cuando el estudiante alcance 50 puntos, felicítalo con una medalla virtual.</w:t>
+      </w:r>
+    </w:p>
+    <w:p>
+      <w:pPr>
+        <w:pBdr>
+          <w:top w:val="single" w:sz="4" w:space="1" w:color="auto"/>
+          <w:left w:val="single" w:sz="4" w:space="4" w:color="auto"/>
+          <w:bottom w:val="single" w:sz="4" w:space="1" w:color="auto"/>
+          <w:right w:val="single" w:sz="4" w:space="4" w:color="auto"/>
+        </w:pBdr>
+        <w:autoSpaceDE w:val="0"/>
+        <w:autoSpaceDN w:val="0"/>
+        <w:adjustRightInd w:val="0"/>
+        <w:spacing w:after="0" w:line="240" w:lineRule="auto"/>
+        <w:rPr>
+          <w:rFonts w:ascii="Calibri" w:hAnsi="Calibri" w:cs="Calibri"/>
+          <w:color w:val="000000"/>
+          <w:kern w:val="0"/>
+          <w:lang w:val="x-none"/>
+        </w:rPr>
+      </w:pPr>
+      <w:r>
+        <w:rPr>
+          <w:rFonts w:ascii="Calibri" w:hAnsi="Calibri" w:cs="Calibri"/>
+          <w:color w:val="000000"/>
+          <w:kern w:val="0"/>
+          <w:lang w:val="x-none"/>
+        </w:rPr>
+        <w:t>Mantén un tono amigable y motivador para que el estudiante se sienta comprometido.</w:t>
+      </w:r>
+    </w:p>
+    <w:p>
+      <w:pPr>
+        <w:pBdr>
+          <w:top w:val="single" w:sz="4" w:space="1" w:color="auto"/>
+          <w:left w:val="single" w:sz="4" w:space="4" w:color="auto"/>
+          <w:bottom w:val="single" w:sz="4" w:space="1" w:color="auto"/>
+          <w:right w:val="single" w:sz="4" w:space="4" w:color="auto"/>
+        </w:pBdr>
+        <w:autoSpaceDE w:val="0"/>
+        <w:autoSpaceDN w:val="0"/>
+        <w:adjustRightInd w:val="0"/>
+        <w:spacing w:after="0" w:line="240" w:lineRule="auto"/>
+        <w:rPr>
+          <w:rFonts w:ascii="Calibri" w:hAnsi="Calibri" w:cs="Calibri"/>
+          <w:color w:val="000000"/>
+          <w:kern w:val="0"/>
+          <w:lang w:val="x-none"/>
+        </w:rPr>
+      </w:pPr>
+      <w:r>
+        <w:rPr>
+          <w:rFonts w:ascii="Calibri" w:hAnsi="Calibri" w:cs="Calibri"/>
+          <w:color w:val="000000"/>
+          <w:kern w:val="0"/>
+          <w:lang w:val="x-none"/>
+        </w:rPr>
+        <w:t>Comienza con el siguiente mensaje de bienvenida y el primer problema del Nivel 1:</w:t>
+      </w:r>
+    </w:p>
+    <w:p>
+      <w:pPr>
+        <w:pBdr>
+          <w:top w:val="single" w:sz="4" w:space="1" w:color="auto"/>
+          <w:left w:val="single" w:sz="4" w:space="4" w:color="auto"/>
+          <w:bottom w:val="single" w:sz="4" w:space="1" w:color="auto"/>
+          <w:right w:val="single" w:sz="4" w:space="4" w:color="auto"/>
+        </w:pBdr>
+        <w:autoSpaceDE w:val="0"/>
+        <w:autoSpaceDN w:val="0"/>
+        <w:adjustRightInd w:val="0"/>
+        <w:spacing w:after="0" w:line="240" w:lineRule="auto"/>
+        <w:rPr>
+          <w:rFonts w:ascii="Calibri" w:hAnsi="Calibri" w:cs="Calibri"/>
+          <w:color w:val="000000"/>
+          <w:kern w:val="0"/>
+          <w:lang w:val="x-none"/>
+        </w:rPr>
+      </w:pPr>
+    </w:p>
+    <w:p>
+      <w:pPr>
+        <w:pBdr>
+          <w:top w:val="single" w:sz="4" w:space="1" w:color="auto"/>
+          <w:left w:val="single" w:sz="4" w:space="4" w:color="auto"/>
+          <w:bottom w:val="single" w:sz="4" w:space="1" w:color="auto"/>
+          <w:right w:val="single" w:sz="4" w:space="4" w:color="auto"/>
+        </w:pBdr>
+        <w:autoSpaceDE w:val="0"/>
+        <w:autoSpaceDN w:val="0"/>
+        <w:adjustRightInd w:val="0"/>
+        <w:spacing w:after="0" w:line="240" w:lineRule="auto"/>
+        <w:rPr>
+          <w:rFonts w:ascii="Calibri" w:hAnsi="Calibri" w:cs="Calibri"/>
+          <w:color w:val="000000"/>
+          <w:kern w:val="0"/>
+          <w:lang w:val="x-none"/>
+        </w:rPr>
+      </w:pPr>
+      <w:r>
+        <w:rPr>
+          <w:rFonts w:ascii="Calibri" w:hAnsi="Calibri" w:cs="Calibri"/>
+          <w:color w:val="000000"/>
+          <w:kern w:val="0"/>
+          <w:lang w:val="x-none"/>
+        </w:rPr>
+        <w:t>'¡Hola, bienvenido al juego de matemáticas! Hoy vamos a aprender y divertirnos resolviendo problemas matemáticos. Comenzamos con el Nivel 1, ¿listo? Aquí va tu primer reto: ¿Cuánto es 34 + 15?</w:t>
+      </w:r>
+    </w:p>
+    <w:p>
+      <w:pPr>
+        <w:pBdr>
+          <w:top w:val="single" w:sz="4" w:space="1" w:color="auto"/>
+          <w:left w:val="single" w:sz="4" w:space="4" w:color="auto"/>
+          <w:bottom w:val="single" w:sz="4" w:space="1" w:color="auto"/>
+          <w:right w:val="single" w:sz="4" w:space="4" w:color="auto"/>
+        </w:pBdr>
+        <w:autoSpaceDE w:val="0"/>
+        <w:autoSpaceDN w:val="0"/>
+        <w:adjustRightInd w:val="0"/>
+        <w:spacing w:after="0" w:line="240" w:lineRule="auto"/>
+        <w:rPr>
+          <w:rFonts w:ascii="Calibri" w:hAnsi="Calibri" w:cs="Calibri"/>
+          <w:color w:val="000000"/>
+          <w:kern w:val="0"/>
+          <w:lang w:val="x-none"/>
+        </w:rPr>
+      </w:pPr>
+    </w:p>
+    <w:p>
+      <w:pPr>
+        <w:pBdr>
+          <w:top w:val="single" w:sz="4" w:space="1" w:color="auto"/>
+          <w:left w:val="single" w:sz="4" w:space="4" w:color="auto"/>
+          <w:bottom w:val="single" w:sz="4" w:space="1" w:color="auto"/>
+          <w:right w:val="single" w:sz="4" w:space="4" w:color="auto"/>
+        </w:pBdr>
+        <w:rPr>
+          <w:rFonts w:ascii="Calibri" w:hAnsi="Calibri" w:cs="Calibri"/>
+          <w:color w:val="000000"/>
+          <w:kern w:val="0"/>
+        </w:rPr>
+      </w:pPr>
+      <w:r>
+        <w:rPr>
+          <w:rFonts w:ascii="Calibri" w:hAnsi="Calibri" w:cs="Calibri"/>
+          <w:color w:val="000000"/>
+          <w:kern w:val="0"/>
+          <w:lang w:val="x-none"/>
+        </w:rPr>
+        <w:t xml:space="preserve">Siguiendo el anterior prompt, tu siguiente tarea es generar una </w:t>
+      </w:r>
+      <w:r>
+        <w:rPr>
+          <w:rFonts w:ascii="Calibri" w:hAnsi="Calibri" w:cs="Calibri"/>
+          <w:color w:val="000000"/>
+          <w:kern w:val="0"/>
+          <w:lang w:val="x-none"/>
+        </w:rPr>
+        <w:t>página</w:t>
+      </w:r>
+      <w:r>
+        <w:rPr>
+          <w:rFonts w:ascii="Calibri" w:hAnsi="Calibri" w:cs="Calibri"/>
+          <w:color w:val="000000"/>
+          <w:kern w:val="0"/>
+          <w:lang w:val="x-none"/>
+        </w:rPr>
+        <w:t xml:space="preserve"> web, interactiva, a </w:t>
+      </w:r>
+      <w:r>
+        <w:rPr>
+          <w:rFonts w:ascii="Calibri" w:hAnsi="Calibri" w:cs="Calibri"/>
+          <w:color w:val="000000"/>
+          <w:kern w:val="0"/>
+          <w:lang w:val="x-none"/>
+        </w:rPr>
+        <w:t>través</w:t>
+      </w:r>
+      <w:r>
+        <w:rPr>
+          <w:rFonts w:ascii="Calibri" w:hAnsi="Calibri" w:cs="Calibri"/>
+          <w:color w:val="000000"/>
+          <w:kern w:val="0"/>
+          <w:lang w:val="x-none"/>
+        </w:rPr>
+        <w:t xml:space="preserve"> de la cual los usuarios puedan hacer uso del anterior prompt</w:t>
+      </w:r>
+      <w:r>
+        <w:rPr>
+          <w:rFonts w:ascii="Calibri" w:hAnsi="Calibri" w:cs="Calibri"/>
+          <w:color w:val="000000"/>
+          <w:kern w:val="0"/>
+        </w:rPr>
+        <w:t>”</w:t>
+      </w:r>
+    </w:p>
+    <w:p>
+      <w:pPr>
+        <w:rPr>
+          <w:rFonts w:ascii="Calibri" w:hAnsi="Calibri" w:cs="Calibri"/>
+          <w:color w:val="000000"/>
+          <w:kern w:val="0"/>
+        </w:rPr>
+      </w:pPr>
+      <w:r>
+        <w:rPr>
+          <w:rFonts w:ascii="Calibri" w:hAnsi="Calibri" w:cs="Calibri"/>
+          <w:color w:val="000000"/>
+          <w:kern w:val="0"/>
+        </w:rPr>
+        <w:t>Al ejecutar el anterior prompt, el modelo de IA, generará algo como esto:</w:t>
+      </w:r>
+    </w:p>
+    <w:p>
+      <w:pPr>
+        <w:rPr>
+          <w:rFonts w:ascii="Calibri" w:hAnsi="Calibri" w:cs="Calibri"/>
+          <w:color w:val="000000"/>
+          <w:kern w:val="0"/>
+        </w:rPr>
+      </w:pPr>
+    </w:p>
+    <w:p>
+      <w:pPr>
+        <w:rPr>
+          <w:rFonts w:ascii="Calibri" w:hAnsi="Calibri" w:cs="Calibri"/>
+          <w:color w:val="000000"/>
+          <w:kern w:val="0"/>
+        </w:rPr>
+      </w:pPr>
+      <w:r>
+        <w:rPr>
+          <w:rFonts w:ascii="Calibri" w:hAnsi="Calibri" w:cs="Calibri"/>
+          <w:noProof/>
+          <w:color w:val="000000"/>
+          <w:kern w:val="0"/>
+        </w:rPr>
+        <w:lastRenderedPageBreak/>
+        <w:drawing>
+          <wp:inline distT="0" distB="0" distL="0" distR="0" wp14:anchorId="6B5FB625" wp14:editId="2CED1830">
+            <wp:extent cx="5612130" cy="3375660"/>
+            <wp:effectExtent l="0" t="0" r="7620" b="0"/>
+            <wp:docPr id="2" name="Imagen 2"/>
+            <wp:cNvGraphicFramePr>
+              <a:graphicFrameLocks xmlns:a="http://schemas.openxmlformats.org/drawingml/2006/main" noChangeAspect="1"/>
+            </wp:cNvGraphicFramePr>
+            <a:graphic xmlns:a="http://schemas.openxmlformats.org/drawingml/2006/main">
+              <a:graphicData uri="http://schemas.openxmlformats.org/drawingml/2006/picture">
+                <pic:pic xmlns:pic="http://schemas.openxmlformats.org/drawingml/2006/picture">
+                  <pic:nvPicPr>
+                    <pic:cNvPr id="1" name=""/>
+                    <pic:cNvPicPr/>
+                  </pic:nvPicPr>
+                  <pic:blipFill>
+                    <a:blip r:embed="rId7"/>
+                    <a:stretch>
+                      <a:fillRect/>
+                    </a:stretch>
+                  </pic:blipFill>
+                  <pic:spPr>
+                    <a:xfrm>
+                      <a:off x="0" y="0"/>
+                      <a:ext cx="5612130" cy="3375660"/>
+                    </a:xfrm>
+                    <a:prstGeom prst="rect">
+                      <a:avLst/>
+                    </a:prstGeom>
+                  </pic:spPr>
+                </pic:pic>
+              </a:graphicData>
+            </a:graphic>
+          </wp:inline>
+        </w:drawing>
+      </w:r>
+    </w:p>
+    <w:p>
+      <w:pPr>
+        <w:rPr>
+          <w:rFonts w:ascii="Calibri" w:hAnsi="Calibri" w:cs="Calibri"/>
+          <w:color w:val="000000"/>
+          <w:kern w:val="0"/>
+        </w:rPr>
+      </w:pPr>
+    </w:p>
+    <w:p>
+      <w:pPr>
+        <w:rPr>
+          <w:rFonts w:ascii="Calibri" w:hAnsi="Calibri" w:cs="Calibri"/>
+          <w:color w:val="000000"/>
+          <w:kern w:val="0"/>
+        </w:rPr>
+      </w:pPr>
+      <w:r>
+        <w:rPr>
+          <w:rFonts w:ascii="Calibri" w:hAnsi="Calibri" w:cs="Calibri"/>
+          <w:color w:val="000000"/>
+          <w:kern w:val="0"/>
+        </w:rPr>
+        <w:t>Los siguientes pasos para obtener el OVA son los siguientes:</w:t>
+      </w:r>
+    </w:p>
+    <w:p>
+      <w:pPr>
+        <w:pStyle w:val="Prrafodelista"/>
+        <w:numPr>
+          <w:ilvl w:val="0"/>
+          <w:numId w:val="33"/>
+        </w:numPr>
+        <w:rPr>
+          <w:rFonts w:ascii="Calibri" w:hAnsi="Calibri" w:cs="Calibri"/>
+          <w:color w:val="000000"/>
+          <w:kern w:val="0"/>
+        </w:rPr>
+      </w:pPr>
+      <w:r>
+        <w:rPr>
+          <w:rFonts w:ascii="Calibri" w:hAnsi="Calibri" w:cs="Calibri"/>
+          <w:noProof/>
+          <w:color w:val="000000"/>
+          <w:kern w:val="0"/>
+        </w:rPr>
+        <w:drawing>
+          <wp:anchor distT="0" distB="0" distL="114300" distR="114300" simplePos="0" relativeHeight="251658240" behindDoc="0" locked="0" layoutInCell="1" allowOverlap="1" wp14:anchorId="18868347" wp14:editId="4275218B">
+            <wp:simplePos x="0" y="0"/>
+            <wp:positionH relativeFrom="column">
+              <wp:posOffset>469109</wp:posOffset>
+            </wp:positionH>
+            <wp:positionV relativeFrom="paragraph">
+              <wp:posOffset>221598</wp:posOffset>
+            </wp:positionV>
+            <wp:extent cx="3585845" cy="332740"/>
+            <wp:effectExtent l="0" t="0" r="0" b="0"/>
+            <wp:wrapSquare wrapText="bothSides"/>
+            <wp:docPr id="1" name="Imagen 1"/>
+            <wp:cNvGraphicFramePr>
+              <a:graphicFrameLocks xmlns:a="http://schemas.openxmlformats.org/drawingml/2006/main" noChangeAspect="1"/>
+            </wp:cNvGraphicFramePr>
+            <a:graphic xmlns:a="http://schemas.openxmlformats.org/drawingml/2006/main">
+              <a:graphicData uri="http://schemas.openxmlformats.org/drawingml/2006/picture">
+                <pic:pic xmlns:pic="http://schemas.openxmlformats.org/drawingml/2006/picture">
+                  <pic:nvPicPr>
+                    <pic:cNvPr id="0" name="Picture 1"/>
+                    <pic:cNvPicPr>
+                      <a:picLocks noChangeAspect="1" noChangeArrowheads="1"/>
+                    </pic:cNvPicPr>
+                  </pic:nvPicPr>
+                  <pic:blipFill>
+                    <a:blip r:embed="rId8">
+                      <a:extLst>
+                        <a:ext uri="{28A0092B-C50C-407E-A947-70E740481C1C}">
+                          <a14:useLocalDpi xmlns:a14="http://schemas.microsoft.com/office/drawing/2010/main" val="0"/>
+                        </a:ext>
+                      </a:extLst>
+                    </a:blip>
+                    <a:srcRect/>
+                    <a:stretch>
+                      <a:fillRect/>
+                    </a:stretch>
+                  </pic:blipFill>
+                  <pic:spPr bwMode="auto">
+                    <a:xfrm>
+                      <a:off x="0" y="0"/>
+                      <a:ext cx="3585845" cy="332740"/>
+                    </a:xfrm>
+                    <a:prstGeom prst="rect">
+                      <a:avLst/>
+                    </a:prstGeom>
+                    <a:noFill/>
+                    <a:ln>
+                      <a:noFill/>
+                    </a:ln>
+                  </pic:spPr>
+                </pic:pic>
+              </a:graphicData>
+            </a:graphic>
+            <wp14:sizeRelH relativeFrom="page">
+              <wp14:pctWidth>0</wp14:pctWidth>
+            </wp14:sizeRelH>
+            <wp14:sizeRelV relativeFrom="page">
+              <wp14:pctHeight>0</wp14:pctHeight>
+            </wp14:sizeRelV>
+          </wp:anchor>
+        </w:drawing>
+      </w:r>
+      <w:r>
+        <w:rPr>
+          <w:rFonts w:ascii="Calibri" w:hAnsi="Calibri" w:cs="Calibri"/>
+          <w:color w:val="000000"/>
+          <w:kern w:val="0"/>
+        </w:rPr>
+        <w:t>Copie el código haciendo clic en el icono de copiado</w:t>
+      </w:r>
+    </w:p>
+    <w:p>
+      <w:pPr>
+        <w:rPr>
+          <w:rFonts w:ascii="Calibri" w:hAnsi="Calibri" w:cs="Calibri"/>
+          <w:color w:val="000000"/>
+          <w:kern w:val="0"/>
+        </w:rPr>
+      </w:pPr>
+    </w:p>
+    <w:p>
+      <w:pPr>
+        <w:pStyle w:val="Prrafodelista"/>
+        <w:numPr>
+          <w:ilvl w:val="0"/>
+          <w:numId w:val="43"/>
+        </w:numPr>
+        <w:rPr>
+          <w:rFonts w:ascii="Calibri" w:hAnsi="Calibri" w:cs="Calibri"/>
+          <w:color w:val="000000"/>
+          <w:kern w:val="0"/>
+        </w:rPr>
+      </w:pPr>
+      <w:r>
+        <w:rPr>
+          <w:rFonts w:ascii="Calibri" w:hAnsi="Calibri" w:cs="Calibri"/>
+          <w:color w:val="000000"/>
+          <w:kern w:val="0"/>
+        </w:rPr>
+        <w:t>Elija una carpeta, abra allí un “bloc de notas” y pegue el código</w:t>
+      </w:r>
+    </w:p>
+    <w:p>
+      <w:pPr>
+        <w:pStyle w:val="Prrafodelista"/>
+        <w:numPr>
+          <w:ilvl w:val="0"/>
+          <w:numId w:val="43"/>
+        </w:numPr>
+        <w:rPr>
+          <w:rFonts w:ascii="Calibri" w:hAnsi="Calibri" w:cs="Calibri"/>
+          <w:color w:val="000000"/>
+          <w:kern w:val="0"/>
+        </w:rPr>
+      </w:pPr>
+      <w:r>
+        <w:rPr>
+          <w:rFonts w:ascii="Calibri" w:hAnsi="Calibri" w:cs="Calibri"/>
+          <w:color w:val="000000"/>
+          <w:kern w:val="0"/>
+        </w:rPr>
+        <w:t>Guarde el archivo con extensión html</w:t>
+      </w:r>
+    </w:p>
+    <w:p>
+      <w:pPr>
+        <w:pStyle w:val="Prrafodelista"/>
+        <w:numPr>
+          <w:ilvl w:val="0"/>
+          <w:numId w:val="43"/>
+        </w:numPr>
+        <w:rPr>
+          <w:rFonts w:ascii="Calibri" w:hAnsi="Calibri" w:cs="Calibri"/>
+          <w:color w:val="000000"/>
+          <w:kern w:val="0"/>
+        </w:rPr>
+      </w:pPr>
+      <w:r>
+        <w:rPr>
+          <w:rFonts w:ascii="Calibri" w:hAnsi="Calibri" w:cs="Calibri"/>
+          <w:color w:val="000000"/>
+          <w:kern w:val="0"/>
+        </w:rPr>
+        <w:t xml:space="preserve">Por </w:t>
+      </w:r>
+      <w:r>
+        <w:rPr>
+          <w:rFonts w:ascii="Calibri" w:hAnsi="Calibri" w:cs="Calibri"/>
+          <w:color w:val="000000"/>
+          <w:kern w:val="0"/>
+        </w:rPr>
+        <w:t>último,</w:t>
+      </w:r>
+      <w:r>
+        <w:rPr>
+          <w:rFonts w:ascii="Calibri" w:hAnsi="Calibri" w:cs="Calibri"/>
+          <w:color w:val="000000"/>
+          <w:kern w:val="0"/>
+        </w:rPr>
+        <w:t xml:space="preserve"> abra el archivo y podrá ver y usar el OVA</w:t>
+      </w:r>
+    </w:p>
+    <w:p>
+      <w:pPr>
+        <w:rPr>
+          <w:rFonts w:ascii="Calibri" w:hAnsi="Calibri" w:cs="Calibri"/>
+          <w:color w:val="000000"/>
+          <w:kern w:val="0"/>
+        </w:rPr>
+      </w:pPr>
+      <w:r>
+        <w:rPr>
+          <w:rFonts w:ascii="Calibri" w:hAnsi="Calibri" w:cs="Calibri"/>
+          <w:color w:val="000000"/>
+          <w:kern w:val="0"/>
         </w:rPr>
         <w:br w:type="page"/>
       </w:r>
     </w:p>
     <w:p>
       <w:pPr>
-        <w:rPr>
-          <w:rFonts w:cstheme="minorHAnsi"/>
-        </w:rPr>
-      </w:pPr>
-      <w:r>
-        <w:rPr>
-          <w:rFonts w:cstheme="minorHAnsi"/>
+        <w:pStyle w:val="Prrafodelista"/>
+        <w:numPr>
+          <w:ilvl w:val="0"/>
+          <w:numId w:val="5"/>
+        </w:numPr>
+        <w:rPr>
+          <w:rFonts w:ascii="Calibri" w:hAnsi="Calibri" w:cs="Calibri"/>
+          <w:b/>
+          <w:bCs/>
+        </w:rPr>
+      </w:pPr>
+      <w:r>
+        <w:rPr>
+          <w:rFonts w:ascii="Calibri" w:hAnsi="Calibri" w:cs="Calibri"/>
+          <w:b/>
+          <w:bCs/>
+        </w:rPr>
+        <w:lastRenderedPageBreak/>
+        <w:t>Creación de un asistente</w:t>
+      </w:r>
+      <w:r>
+        <w:rPr>
+          <w:rFonts w:ascii="Calibri" w:hAnsi="Calibri" w:cs="Calibri"/>
+          <w:b/>
+          <w:bCs/>
+        </w:rPr>
+        <w:tab/>
+      </w:r>
+    </w:p>
+    <w:p>
+      <w:pPr>
+        <w:rPr>
+          <w:rFonts w:ascii="Calibri" w:hAnsi="Calibri" w:cs="Calibri"/>
+        </w:rPr>
+      </w:pPr>
+      <w:r>
+        <w:rPr>
+          <w:rFonts w:ascii="Calibri" w:hAnsi="Calibri" w:cs="Calibri"/>
+        </w:rPr>
+        <w:t>En el contexto de los Grandes Modelos de Lenguaje (LLM), un asistente es un</w:t>
+      </w:r>
+      <w:r>
+        <w:rPr>
+          <w:rFonts w:ascii="Calibri" w:hAnsi="Calibri" w:cs="Calibri"/>
+        </w:rPr>
+        <w:t xml:space="preserve">a instancia configurada del modelo (LLM) base, </w:t>
+      </w:r>
+      <w:r>
+        <w:rPr>
+          <w:rFonts w:ascii="Calibri" w:hAnsi="Calibri" w:cs="Calibri"/>
+        </w:rPr>
+        <w:t xml:space="preserve"> que tiene como objetivo ayudar al usuario a resolver tareas</w:t>
+      </w:r>
+      <w:r>
+        <w:rPr>
+          <w:rFonts w:ascii="Calibri" w:hAnsi="Calibri" w:cs="Calibri"/>
+        </w:rPr>
+        <w:t xml:space="preserve"> </w:t>
+      </w:r>
+      <w:r>
+        <w:rPr>
+          <w:rFonts w:ascii="Calibri" w:hAnsi="Calibri" w:cs="Calibri"/>
+        </w:rPr>
+        <w:t xml:space="preserve">específicas </w:t>
+      </w:r>
+      <w:r>
+        <w:rPr>
+          <w:rFonts w:ascii="Calibri" w:hAnsi="Calibri" w:cs="Calibri"/>
+        </w:rPr>
+        <w:t>desde un rol especifico.</w:t>
+      </w:r>
+    </w:p>
+    <w:p>
+      <w:pPr>
+        <w:rPr>
+          <w:rFonts w:ascii="Calibri" w:hAnsi="Calibri" w:cs="Calibri"/>
+        </w:rPr>
+      </w:pPr>
+      <w:r>
+        <w:rPr>
+          <w:rFonts w:ascii="Calibri" w:hAnsi="Calibri" w:cs="Calibri"/>
+        </w:rPr>
+        <w:t xml:space="preserve">Piensa en un profesor que cuente con un asistente que lo apoye en tareas como optimizar la carga docente, planificando clases, generando rubricas,  redactando informes y </w:t>
+      </w:r>
+      <w:r>
+        <w:rPr>
+          <w:rFonts w:ascii="Calibri" w:hAnsi="Calibri" w:cs="Calibri"/>
+        </w:rPr>
+        <w:t>convi</w:t>
+      </w:r>
+      <w:r>
+        <w:rPr>
+          <w:rFonts w:ascii="Calibri" w:hAnsi="Calibri" w:cs="Calibri"/>
+        </w:rPr>
+        <w:t>rt</w:t>
+      </w:r>
+      <w:r>
+        <w:rPr>
+          <w:rFonts w:ascii="Calibri" w:hAnsi="Calibri" w:cs="Calibri"/>
+        </w:rPr>
+        <w:t>iendo</w:t>
+      </w:r>
+      <w:r>
+        <w:rPr>
+          <w:rFonts w:ascii="Calibri" w:hAnsi="Calibri" w:cs="Calibri"/>
+        </w:rPr>
+        <w:t xml:space="preserve"> </w:t>
+      </w:r>
+      <w:r>
+        <w:rPr>
+          <w:rFonts w:ascii="Calibri" w:hAnsi="Calibri" w:cs="Calibri"/>
+        </w:rPr>
+        <w:t>material didáctico en guías o diapositivas</w:t>
+      </w:r>
+    </w:p>
+    <w:p>
+      <w:pPr>
+        <w:rPr>
+          <w:rFonts w:ascii="Calibri" w:hAnsi="Calibri" w:cs="Calibri"/>
+        </w:rPr>
+      </w:pPr>
+    </w:p>
+    <w:p>
+      <w:pPr>
+        <w:rPr>
+          <w:rFonts w:ascii="Calibri" w:hAnsi="Calibri" w:cs="Calibri"/>
+        </w:rPr>
+      </w:pPr>
+    </w:p>
+    <w:p>
+      <w:pPr>
+        <w:pStyle w:val="Prrafodelista"/>
+        <w:rPr>
+          <w:rFonts w:ascii="Calibri" w:hAnsi="Calibri" w:cs="Calibri"/>
+          <w:color w:val="000000"/>
+          <w:kern w:val="0"/>
+        </w:rPr>
+      </w:pPr>
+    </w:p>
+    <w:p>
+      <w:pPr>
+        <w:rPr>
+          <w:rFonts w:ascii="Calibri" w:hAnsi="Calibri" w:cs="Calibri"/>
+          <w:color w:val="000000"/>
+          <w:kern w:val="0"/>
+        </w:rPr>
+      </w:pPr>
+      <w:r>
+        <w:rPr>
+          <w:rFonts w:ascii="Calibri" w:hAnsi="Calibri" w:cs="Calibri"/>
+          <w:color w:val="000000"/>
+          <w:kern w:val="0"/>
+        </w:rPr>
+        <w:br w:type="page"/>
+      </w:r>
+    </w:p>
+    <w:p>
+      <w:pPr>
+        <w:pStyle w:val="Prrafodelista"/>
+        <w:rPr>
+          <w:rFonts w:ascii="Calibri" w:hAnsi="Calibri" w:cs="Calibri"/>
+          <w:color w:val="000000"/>
+          <w:kern w:val="0"/>
+        </w:rPr>
+      </w:pPr>
+    </w:p>
+    <w:p>
+      <w:pPr>
+        <w:rPr>
+          <w:rFonts w:ascii="Calibri" w:hAnsi="Calibri" w:cs="Calibri"/>
+          <w:color w:val="000000"/>
+          <w:kern w:val="0"/>
+        </w:rPr>
+      </w:pPr>
+    </w:p>
+    <w:p>
+      <w:pPr>
+        <w:rPr>
+          <w:rFonts w:ascii="Calibri" w:hAnsi="Calibri" w:cs="Calibri"/>
+          <w:color w:val="000000"/>
+          <w:kern w:val="0"/>
+        </w:rPr>
+      </w:pPr>
+    </w:p>
+    <w:p>
+      <w:pPr>
+        <w:rPr>
+          <w:rFonts w:ascii="Calibri" w:hAnsi="Calibri" w:cs="Calibri"/>
+          <w:color w:val="000000"/>
+          <w:kern w:val="0"/>
+          <w:lang w:val="x-none"/>
+        </w:rPr>
+      </w:pPr>
+    </w:p>
+    <w:p/>
+    <w:p>
+      <w:pPr>
+        <w:spacing w:before="100" w:beforeAutospacing="1" w:after="100" w:afterAutospacing="1" w:line="240" w:lineRule="auto"/>
+        <w:rPr>
+          <w:rFonts w:ascii="Calibri" w:hAnsi="Calibri" w:cs="Calibri"/>
+        </w:rPr>
+      </w:pPr>
+    </w:p>
+    <w:p>
+      <w:pPr>
+        <w:spacing w:before="100" w:beforeAutospacing="1" w:after="100" w:afterAutospacing="1" w:line="240" w:lineRule="auto"/>
+        <w:rPr>
+          <w:rFonts w:ascii="Calibri" w:hAnsi="Calibri" w:cs="Calibri"/>
+        </w:rPr>
+      </w:pPr>
+    </w:p>
+    <w:p>
+      <w:pPr>
+        <w:spacing w:before="100" w:beforeAutospacing="1" w:after="100" w:afterAutospacing="1" w:line="240" w:lineRule="auto"/>
+      </w:pPr>
+      <w:r>
+        <w:tab/>
+      </w:r>
+    </w:p>
+    <w:p>
+      <w:pPr>
+        <w:spacing w:before="100" w:beforeAutospacing="1" w:after="100" w:afterAutospacing="1" w:line="240" w:lineRule="auto"/>
+        <w:rPr>
+          <w:rFonts w:ascii="Calibri" w:hAnsi="Calibri" w:cs="Calibri"/>
+        </w:rPr>
+      </w:pPr>
+    </w:p>
+    <w:p>
+      <w:pPr>
+        <w:rPr>
+          <w:rFonts w:cstheme="minorHAnsi"/>
+          <w:b/>
+          <w:bCs/>
+        </w:rPr>
+      </w:pPr>
+    </w:p>
+    <w:p>
+      <w:pPr>
+        <w:rPr>
+          <w:rFonts w:cstheme="minorHAnsi"/>
+        </w:rPr>
+      </w:pPr>
+      <w:r>
+        <w:rPr>
+          <w:rFonts w:cstheme="minorHAnsi"/>
+        </w:rPr>
+        <w:br w:type="page"/>
+      </w:r>
+    </w:p>
+    <w:p>
+      <w:pPr>
+        <w:rPr>
+          <w:rFonts w:cstheme="minorHAnsi"/>
+          <w:b/>
+          <w:bCs/>
+          <w:lang w:val="en-US"/>
+        </w:rPr>
+      </w:pPr>
+      <w:proofErr w:type="spellStart"/>
+      <w:r>
+        <w:rPr>
+          <w:rFonts w:cstheme="minorHAnsi"/>
+          <w:b/>
+          <w:bCs/>
+          <w:lang w:val="en-US"/>
         </w:rPr>
         <w:lastRenderedPageBreak/>
         <w:t>Bibliografía</w:t>
       </w:r>
+      <w:proofErr w:type="spellEnd"/>
     </w:p>
     <w:p>
       <w:pPr>
@@ -11209,7 +12431,7 @@
       <w:lvlText w:val="%1.%2.%3."/>
       <w:lvlJc w:val="left"/>
       <w:pPr>
-        <w:ind w:left="1224" w:hanging="504"/>
+        <w:ind w:left="5183" w:hanging="504"/>
       </w:pPr>
     </w:lvl>
     <w:lvl w:ilvl="3">
@@ -12056,7 +13278,7 @@
   <w:abstractNum w:abstractNumId="10" w15:restartNumberingAfterBreak="0">
     <w:nsid w:val="1C6F7616"/>
     <w:multiLevelType w:val="multilevel"/>
-    <w:tmpl w:val="E39EA424"/>
+    <w:tmpl w:val="BA1092D8"/>
     <w:lvl w:ilvl="0">
       <w:start w:val="1"/>
       <w:numFmt w:val="bullet"/>
@@ -12073,20 +13295,16 @@
         <w:sz w:val="20"/>
       </w:rPr>
     </w:lvl>
-    <w:lvl w:ilvl="1" w:tentative="1">
-      <w:start w:val="1"/>
-      <w:numFmt w:val="bullet"/>
-      <w:lvlText w:val="o"/>
-      <w:lvlJc w:val="left"/>
-      <w:pPr>
-        <w:tabs>
-          <w:tab w:val="num" w:pos="1440"/>
-        </w:tabs>
+    <w:lvl w:ilvl="1">
+      <w:start w:val="1"/>
+      <w:numFmt w:val="decimal"/>
+      <w:lvlText w:val="%2."/>
+      <w:lvlJc w:val="left"/>
+      <w:pPr>
         <w:ind w:left="1440" w:hanging="360"/>
       </w:pPr>
       <w:rPr>
-        <w:rFonts w:ascii="Courier New" w:hAnsi="Courier New" w:hint="default"/>
-        <w:sz w:val="20"/>
+        <w:rFonts w:hint="default"/>
       </w:rPr>
     </w:lvl>
     <w:lvl w:ilvl="2" w:tentative="1">
@@ -14222,6 +15440,119 @@
     </w:lvl>
   </w:abstractNum>
   <w:abstractNum w:abstractNumId="26" w15:restartNumberingAfterBreak="0">
+    <w:nsid w:val="4CDF3DC2"/>
+    <w:multiLevelType w:val="hybridMultilevel"/>
+    <w:tmpl w:val="0298D0FA"/>
+    <w:lvl w:ilvl="0" w:tplc="240A000F">
+      <w:start w:val="1"/>
+      <w:numFmt w:val="decimal"/>
+      <w:lvlText w:val="%1."/>
+      <w:lvlJc w:val="left"/>
+      <w:pPr>
+        <w:ind w:left="720" w:hanging="360"/>
+      </w:pPr>
+      <w:rPr>
+        <w:rFonts w:hint="default"/>
+      </w:rPr>
+    </w:lvl>
+    <w:lvl w:ilvl="1" w:tplc="240A0003" w:tentative="1">
+      <w:start w:val="1"/>
+      <w:numFmt w:val="bullet"/>
+      <w:lvlText w:val="o"/>
+      <w:lvlJc w:val="left"/>
+      <w:pPr>
+        <w:ind w:left="1440" w:hanging="360"/>
+      </w:pPr>
+      <w:rPr>
+        <w:rFonts w:ascii="Courier New" w:hAnsi="Courier New" w:cs="Courier New" w:hint="default"/>
+      </w:rPr>
+    </w:lvl>
+    <w:lvl w:ilvl="2" w:tplc="240A0005" w:tentative="1">
+      <w:start w:val="1"/>
+      <w:numFmt w:val="bullet"/>
+      <w:lvlText w:val=""/>
+      <w:lvlJc w:val="left"/>
+      <w:pPr>
+        <w:ind w:left="2160" w:hanging="360"/>
+      </w:pPr>
+      <w:rPr>
+        <w:rFonts w:ascii="Wingdings" w:hAnsi="Wingdings" w:hint="default"/>
+      </w:rPr>
+    </w:lvl>
+    <w:lvl w:ilvl="3" w:tplc="240A0001" w:tentative="1">
+      <w:start w:val="1"/>
+      <w:numFmt w:val="bullet"/>
+      <w:lvlText w:val=""/>
+      <w:lvlJc w:val="left"/>
+      <w:pPr>
+        <w:ind w:left="2880" w:hanging="360"/>
+      </w:pPr>
+      <w:rPr>
+        <w:rFonts w:ascii="Symbol" w:hAnsi="Symbol" w:hint="default"/>
+      </w:rPr>
+    </w:lvl>
+    <w:lvl w:ilvl="4" w:tplc="240A0003" w:tentative="1">
+      <w:start w:val="1"/>
+      <w:numFmt w:val="bullet"/>
+      <w:lvlText w:val="o"/>
+      <w:lvlJc w:val="left"/>
+      <w:pPr>
+        <w:ind w:left="3600" w:hanging="360"/>
+      </w:pPr>
+      <w:rPr>
+        <w:rFonts w:ascii="Courier New" w:hAnsi="Courier New" w:cs="Courier New" w:hint="default"/>
+      </w:rPr>
+    </w:lvl>
+    <w:lvl w:ilvl="5" w:tplc="240A0005" w:tentative="1">
+      <w:start w:val="1"/>
+      <w:numFmt w:val="bullet"/>
+      <w:lvlText w:val=""/>
+      <w:lvlJc w:val="left"/>
+      <w:pPr>
+        <w:ind w:left="4320" w:hanging="360"/>
+      </w:pPr>
+      <w:rPr>
+        <w:rFonts w:ascii="Wingdings" w:hAnsi="Wingdings" w:hint="default"/>
+      </w:rPr>
+    </w:lvl>
+    <w:lvl w:ilvl="6" w:tplc="240A0001" w:tentative="1">
+      <w:start w:val="1"/>
+      <w:numFmt w:val="bullet"/>
+      <w:lvlText w:val=""/>
+      <w:lvlJc w:val="left"/>
+      <w:pPr>
+        <w:ind w:left="5040" w:hanging="360"/>
+      </w:pPr>
+      <w:rPr>
+        <w:rFonts w:ascii="Symbol" w:hAnsi="Symbol" w:hint="default"/>
+      </w:rPr>
+    </w:lvl>
+    <w:lvl w:ilvl="7" w:tplc="240A0003" w:tentative="1">
+      <w:start w:val="1"/>
+      <w:numFmt w:val="bullet"/>
+      <w:lvlText w:val="o"/>
+      <w:lvlJc w:val="left"/>
+      <w:pPr>
+        <w:ind w:left="5760" w:hanging="360"/>
+      </w:pPr>
+      <w:rPr>
+        <w:rFonts w:ascii="Courier New" w:hAnsi="Courier New" w:cs="Courier New" w:hint="default"/>
+      </w:rPr>
+    </w:lvl>
+    <w:lvl w:ilvl="8" w:tplc="240A0005" w:tentative="1">
+      <w:start w:val="1"/>
+      <w:numFmt w:val="bullet"/>
+      <w:lvlText w:val=""/>
+      <w:lvlJc w:val="left"/>
+      <w:pPr>
+        <w:ind w:left="6480" w:hanging="360"/>
+      </w:pPr>
+      <w:rPr>
+        <w:rFonts w:ascii="Wingdings" w:hAnsi="Wingdings" w:hint="default"/>
+      </w:rPr>
+    </w:lvl>
+  </w:abstractNum>
+  <w:abstractNum w:abstractNumId="27" w15:restartNumberingAfterBreak="0">
     <w:nsid w:val="4E3E7221"/>
     <w:multiLevelType w:val="multilevel"/>
     <w:tmpl w:val="74EE4DBA"/>
@@ -14370,7 +15701,7 @@
       </w:rPr>
     </w:lvl>
   </w:abstractNum>
-  <w:abstractNum w:abstractNumId="27" w15:restartNumberingAfterBreak="0">
+  <w:abstractNum w:abstractNumId="28" w15:restartNumberingAfterBreak="0">
     <w:nsid w:val="4FEC4A18"/>
     <w:multiLevelType w:val="multilevel"/>
     <w:tmpl w:val="F8D253AE"/>
@@ -14519,7 +15850,7 @@
       </w:rPr>
     </w:lvl>
   </w:abstractNum>
-  <w:abstractNum w:abstractNumId="28" w15:restartNumberingAfterBreak="0">
+  <w:abstractNum w:abstractNumId="29" w15:restartNumberingAfterBreak="0">
     <w:nsid w:val="50D12225"/>
     <w:multiLevelType w:val="multilevel"/>
     <w:tmpl w:val="2C669B0C"/>
@@ -14668,7 +15999,7 @@
       </w:rPr>
     </w:lvl>
   </w:abstractNum>
-  <w:abstractNum w:abstractNumId="29" w15:restartNumberingAfterBreak="0">
+  <w:abstractNum w:abstractNumId="30" w15:restartNumberingAfterBreak="0">
     <w:nsid w:val="52571106"/>
     <w:multiLevelType w:val="multilevel"/>
     <w:tmpl w:val="F8D253AE"/>
@@ -14817,7 +16148,7 @@
       </w:rPr>
     </w:lvl>
   </w:abstractNum>
-  <w:abstractNum w:abstractNumId="30" w15:restartNumberingAfterBreak="0">
+  <w:abstractNum w:abstractNumId="31" w15:restartNumberingAfterBreak="0">
     <w:nsid w:val="52635C8F"/>
     <w:multiLevelType w:val="multilevel"/>
     <w:tmpl w:val="65746CD4"/>
@@ -14966,7 +16297,7 @@
       </w:rPr>
     </w:lvl>
   </w:abstractNum>
-  <w:abstractNum w:abstractNumId="31" w15:restartNumberingAfterBreak="0">
+  <w:abstractNum w:abstractNumId="32" w15:restartNumberingAfterBreak="0">
     <w:nsid w:val="551A1139"/>
     <w:multiLevelType w:val="multilevel"/>
     <w:tmpl w:val="F668ACDC"/>
@@ -15115,7 +16446,7 @@
       </w:rPr>
     </w:lvl>
   </w:abstractNum>
-  <w:abstractNum w:abstractNumId="32" w15:restartNumberingAfterBreak="0">
+  <w:abstractNum w:abstractNumId="33" w15:restartNumberingAfterBreak="0">
     <w:nsid w:val="565E0BC5"/>
     <w:multiLevelType w:val="multilevel"/>
     <w:tmpl w:val="F8D253AE"/>
@@ -15264,7 +16595,7 @@
       </w:rPr>
     </w:lvl>
   </w:abstractNum>
-  <w:abstractNum w:abstractNumId="33" w15:restartNumberingAfterBreak="0">
+  <w:abstractNum w:abstractNumId="34" w15:restartNumberingAfterBreak="0">
     <w:nsid w:val="570C2246"/>
     <w:multiLevelType w:val="multilevel"/>
     <w:tmpl w:val="3E92F2E8"/>
@@ -15413,7 +16744,7 @@
       </w:rPr>
     </w:lvl>
   </w:abstractNum>
-  <w:abstractNum w:abstractNumId="34" w15:restartNumberingAfterBreak="0">
+  <w:abstractNum w:abstractNumId="35" w15:restartNumberingAfterBreak="0">
     <w:nsid w:val="59C81D09"/>
     <w:multiLevelType w:val="multilevel"/>
     <w:tmpl w:val="78C6EA1E"/>
@@ -15562,7 +16893,120 @@
       </w:rPr>
     </w:lvl>
   </w:abstractNum>
-  <w:abstractNum w:abstractNumId="35" w15:restartNumberingAfterBreak="0">
+  <w:abstractNum w:abstractNumId="36" w15:restartNumberingAfterBreak="0">
+    <w:nsid w:val="5E6A429B"/>
+    <w:multiLevelType w:val="hybridMultilevel"/>
+    <w:tmpl w:val="CDEA3086"/>
+    <w:lvl w:ilvl="0" w:tplc="240A0001">
+      <w:start w:val="1"/>
+      <w:numFmt w:val="bullet"/>
+      <w:lvlText w:val=""/>
+      <w:lvlJc w:val="left"/>
+      <w:pPr>
+        <w:ind w:left="720" w:hanging="360"/>
+      </w:pPr>
+      <w:rPr>
+        <w:rFonts w:ascii="Symbol" w:hAnsi="Symbol" w:hint="default"/>
+      </w:rPr>
+    </w:lvl>
+    <w:lvl w:ilvl="1" w:tplc="240A0003" w:tentative="1">
+      <w:start w:val="1"/>
+      <w:numFmt w:val="bullet"/>
+      <w:lvlText w:val="o"/>
+      <w:lvlJc w:val="left"/>
+      <w:pPr>
+        <w:ind w:left="1440" w:hanging="360"/>
+      </w:pPr>
+      <w:rPr>
+        <w:rFonts w:ascii="Courier New" w:hAnsi="Courier New" w:cs="Courier New" w:hint="default"/>
+      </w:rPr>
+    </w:lvl>
+    <w:lvl w:ilvl="2" w:tplc="240A0005" w:tentative="1">
+      <w:start w:val="1"/>
+      <w:numFmt w:val="bullet"/>
+      <w:lvlText w:val=""/>
+      <w:lvlJc w:val="left"/>
+      <w:pPr>
+        <w:ind w:left="2160" w:hanging="360"/>
+      </w:pPr>
+      <w:rPr>
+        <w:rFonts w:ascii="Wingdings" w:hAnsi="Wingdings" w:hint="default"/>
+      </w:rPr>
+    </w:lvl>
+    <w:lvl w:ilvl="3" w:tplc="240A0001" w:tentative="1">
+      <w:start w:val="1"/>
+      <w:numFmt w:val="bullet"/>
+      <w:lvlText w:val=""/>
+      <w:lvlJc w:val="left"/>
+      <w:pPr>
+        <w:ind w:left="2880" w:hanging="360"/>
+      </w:pPr>
+      <w:rPr>
+        <w:rFonts w:ascii="Symbol" w:hAnsi="Symbol" w:hint="default"/>
+      </w:rPr>
+    </w:lvl>
+    <w:lvl w:ilvl="4" w:tplc="240A0003" w:tentative="1">
+      <w:start w:val="1"/>
+      <w:numFmt w:val="bullet"/>
+      <w:lvlText w:val="o"/>
+      <w:lvlJc w:val="left"/>
+      <w:pPr>
+        <w:ind w:left="3600" w:hanging="360"/>
+      </w:pPr>
+      <w:rPr>
+        <w:rFonts w:ascii="Courier New" w:hAnsi="Courier New" w:cs="Courier New" w:hint="default"/>
+      </w:rPr>
+    </w:lvl>
+    <w:lvl w:ilvl="5" w:tplc="240A0005" w:tentative="1">
+      <w:start w:val="1"/>
+      <w:numFmt w:val="bullet"/>
+      <w:lvlText w:val=""/>
+      <w:lvlJc w:val="left"/>
+      <w:pPr>
+        <w:ind w:left="4320" w:hanging="360"/>
+      </w:pPr>
+      <w:rPr>
+        <w:rFonts w:ascii="Wingdings" w:hAnsi="Wingdings" w:hint="default"/>
+      </w:rPr>
+    </w:lvl>
+    <w:lvl w:ilvl="6" w:tplc="240A0001" w:tentative="1">
+      <w:start w:val="1"/>
+      <w:numFmt w:val="bullet"/>
+      <w:lvlText w:val=""/>
+      <w:lvlJc w:val="left"/>
+      <w:pPr>
+        <w:ind w:left="5040" w:hanging="360"/>
+      </w:pPr>
+      <w:rPr>
+        <w:rFonts w:ascii="Symbol" w:hAnsi="Symbol" w:hint="default"/>
+      </w:rPr>
+    </w:lvl>
+    <w:lvl w:ilvl="7" w:tplc="240A0003" w:tentative="1">
+      <w:start w:val="1"/>
+      <w:numFmt w:val="bullet"/>
+      <w:lvlText w:val="o"/>
+      <w:lvlJc w:val="left"/>
+      <w:pPr>
+        <w:ind w:left="5760" w:hanging="360"/>
+      </w:pPr>
+      <w:rPr>
+        <w:rFonts w:ascii="Courier New" w:hAnsi="Courier New" w:cs="Courier New" w:hint="default"/>
+      </w:rPr>
+    </w:lvl>
+    <w:lvl w:ilvl="8" w:tplc="240A0005" w:tentative="1">
+      <w:start w:val="1"/>
+      <w:numFmt w:val="bullet"/>
+      <w:lvlText w:val=""/>
+      <w:lvlJc w:val="left"/>
+      <w:pPr>
+        <w:ind w:left="6480" w:hanging="360"/>
+      </w:pPr>
+      <w:rPr>
+        <w:rFonts w:ascii="Wingdings" w:hAnsi="Wingdings" w:hint="default"/>
+      </w:rPr>
+    </w:lvl>
+  </w:abstractNum>
+  <w:abstractNum w:abstractNumId="37" w15:restartNumberingAfterBreak="0">
     <w:nsid w:val="5EA3511A"/>
     <w:multiLevelType w:val="multilevel"/>
     <w:tmpl w:val="27288D86"/>
@@ -15711,7 +17155,7 @@
       </w:rPr>
     </w:lvl>
   </w:abstractNum>
-  <w:abstractNum w:abstractNumId="36" w15:restartNumberingAfterBreak="0">
+  <w:abstractNum w:abstractNumId="38" w15:restartNumberingAfterBreak="0">
     <w:nsid w:val="5ECC0F29"/>
     <w:multiLevelType w:val="multilevel"/>
     <w:tmpl w:val="B3F8DF82"/>
@@ -15860,7 +17304,7 @@
       </w:rPr>
     </w:lvl>
   </w:abstractNum>
-  <w:abstractNum w:abstractNumId="37" w15:restartNumberingAfterBreak="0">
+  <w:abstractNum w:abstractNumId="39" w15:restartNumberingAfterBreak="0">
     <w:nsid w:val="6AAB6F98"/>
     <w:multiLevelType w:val="multilevel"/>
     <w:tmpl w:val="E00E1494"/>
@@ -15973,7 +17417,7 @@
       </w:pPr>
     </w:lvl>
   </w:abstractNum>
-  <w:abstractNum w:abstractNumId="38" w15:restartNumberingAfterBreak="0">
+  <w:abstractNum w:abstractNumId="40" w15:restartNumberingAfterBreak="0">
     <w:nsid w:val="6E574895"/>
     <w:multiLevelType w:val="multilevel"/>
     <w:tmpl w:val="5A1C4BEA"/>
@@ -16122,7 +17566,7 @@
       </w:rPr>
     </w:lvl>
   </w:abstractNum>
-  <w:abstractNum w:abstractNumId="39" w15:restartNumberingAfterBreak="0">
+  <w:abstractNum w:abstractNumId="41" w15:restartNumberingAfterBreak="0">
     <w:nsid w:val="79C84BB2"/>
     <w:multiLevelType w:val="multilevel"/>
     <w:tmpl w:val="F8D253AE"/>
@@ -16271,7 +17715,7 @@
       </w:rPr>
     </w:lvl>
   </w:abstractNum>
-  <w:abstractNum w:abstractNumId="40" w15:restartNumberingAfterBreak="0">
+  <w:abstractNum w:abstractNumId="42" w15:restartNumberingAfterBreak="0">
     <w:nsid w:val="7BAB3172"/>
     <w:multiLevelType w:val="multilevel"/>
     <w:tmpl w:val="78C6EA1E"/>
@@ -16424,10 +17868,10 @@
     <w:abstractNumId w:val="17"/>
   </w:num>
   <w:num w:numId="2">
-    <w:abstractNumId w:val="38"/>
+    <w:abstractNumId w:val="40"/>
   </w:num>
   <w:num w:numId="3">
-    <w:abstractNumId w:val="28"/>
+    <w:abstractNumId w:val="29"/>
   </w:num>
   <w:num w:numId="4">
     <w:abstractNumId w:val="21"/>
@@ -16442,7 +17886,7 @@
     <w:abstractNumId w:val="12"/>
   </w:num>
   <w:num w:numId="8">
-    <w:abstractNumId w:val="32"/>
+    <w:abstractNumId w:val="33"/>
   </w:num>
   <w:num w:numId="9">
     <w:abstractNumId w:val="19"/>
@@ -16451,22 +17895,22 @@
     <w:abstractNumId w:val="23"/>
   </w:num>
   <w:num w:numId="11">
-    <w:abstractNumId w:val="29"/>
+    <w:abstractNumId w:val="30"/>
   </w:num>
   <w:num w:numId="12">
-    <w:abstractNumId w:val="27"/>
+    <w:abstractNumId w:val="28"/>
   </w:num>
   <w:num w:numId="13">
     <w:abstractNumId w:val="25"/>
   </w:num>
   <w:num w:numId="14">
-    <w:abstractNumId w:val="39"/>
+    <w:abstractNumId w:val="41"/>
   </w:num>
   <w:num w:numId="15">
     <w:abstractNumId w:val="0"/>
   </w:num>
   <w:num w:numId="16">
-    <w:abstractNumId w:val="33"/>
+    <w:abstractNumId w:val="34"/>
   </w:num>
   <w:num w:numId="17">
     <w:abstractNumId w:val="2"/>
@@ -16481,16 +17925,16 @@
     <w:abstractNumId w:val="18"/>
   </w:num>
   <w:num w:numId="21">
-    <w:abstractNumId w:val="37"/>
+    <w:abstractNumId w:val="39"/>
   </w:num>
   <w:num w:numId="22">
-    <w:abstractNumId w:val="40"/>
+    <w:abstractNumId w:val="42"/>
   </w:num>
   <w:num w:numId="23">
     <w:abstractNumId w:val="16"/>
   </w:num>
   <w:num w:numId="24">
-    <w:abstractNumId w:val="34"/>
+    <w:abstractNumId w:val="35"/>
   </w:num>
   <w:num w:numId="25">
     <w:abstractNumId w:val="9"/>
@@ -16520,28 +17964,34 @@
     <w:abstractNumId w:val="10"/>
   </w:num>
   <w:num w:numId="34">
-    <w:abstractNumId w:val="26"/>
+    <w:abstractNumId w:val="27"/>
   </w:num>
   <w:num w:numId="35">
     <w:abstractNumId w:val="13"/>
   </w:num>
   <w:num w:numId="36">
-    <w:abstractNumId w:val="31"/>
+    <w:abstractNumId w:val="32"/>
   </w:num>
   <w:num w:numId="37">
     <w:abstractNumId w:val="7"/>
   </w:num>
   <w:num w:numId="38">
-    <w:abstractNumId w:val="30"/>
+    <w:abstractNumId w:val="31"/>
   </w:num>
   <w:num w:numId="39">
-    <w:abstractNumId w:val="35"/>
+    <w:abstractNumId w:val="37"/>
   </w:num>
   <w:num w:numId="40">
-    <w:abstractNumId w:val="36"/>
+    <w:abstractNumId w:val="38"/>
   </w:num>
   <w:num w:numId="41">
     <w:abstractNumId w:val="11"/>
+  </w:num>
+  <w:num w:numId="42">
+    <w:abstractNumId w:val="36"/>
+  </w:num>
+  <w:num w:numId="43">
+    <w:abstractNumId w:val="26"/>
   </w:num>
   <w:numIdMacAtCleanup w:val="32"/>
 </w:numbering>
